--- a/forms/templates/form08.docx
+++ b/forms/templates/form08.docx
@@ -1,6 +1,6 @@
 
 <file path=word/document.xml><?xml version="1.0" encoding="utf-8"?>
-<w:document xmlns:ns1="http://schemas.openxmlformats.org/markup-compatibility/2006" xmlns:ns10="urn:schemas-microsoft-com:vml" xmlns:ns11="urn:schemas-microsoft-com:office:office" xmlns:ns12="urn:schemas-microsoft-com:office:word" xmlns:ns2="http://schemas.microsoft.com/office/word/2010/wordml" xmlns:ns3="http://schemas.openxmlformats.org/drawingml/2006/wordprocessingDrawing" xmlns:ns4="http://schemas.microsoft.com/office/word/2010/wordprocessingDrawing" xmlns:ns5="http://schemas.openxmlformats.org/drawingml/2006/main" xmlns:ns6="http://schemas.openxmlformats.org/drawingml/2006/picture" xmlns:ns7="http://schemas.openxmlformats.org/officeDocument/2006/relationships" xmlns:ns8="http://schemas.microsoft.com/office/drawing/2010/main" xmlns:ns9="http://schemas.microsoft.com/office/word/2010/wordprocessingShape" xmlns:w="http://schemas.openxmlformats.org/wordprocessingml/2006/main" ns1:Ignorable="w14 w15 wp14">
+<w:document xmlns:a="http://schemas.openxmlformats.org/drawingml/2006/main" xmlns:a14="http://schemas.microsoft.com/office/drawing/2010/main" xmlns:mc="http://schemas.openxmlformats.org/markup-compatibility/2006" xmlns:o="urn:schemas-microsoft-com:office:office" xmlns:pic="http://schemas.openxmlformats.org/drawingml/2006/picture" xmlns:r="http://schemas.openxmlformats.org/officeDocument/2006/relationships" xmlns:v="urn:schemas-microsoft-com:vml" xmlns:w="http://schemas.openxmlformats.org/wordprocessingml/2006/main" xmlns:w10="urn:schemas-microsoft-com:office:word" xmlns:w14="http://schemas.microsoft.com/office/word/2010/wordml" xmlns:wp="http://schemas.openxmlformats.org/drawingml/2006/wordprocessingDrawing" xmlns:wp14="http://schemas.microsoft.com/office/word/2010/wordprocessingDrawing" xmlns:wps="http://schemas.microsoft.com/office/word/2010/wordprocessingShape" mc:Ignorable="w14 w15 wp14">
   <w:body>
     <w:tbl>
       <w:tblPr>
@@ -14,7 +14,7 @@
         <w:gridCol w:w="5438"/>
         <w:gridCol w:w="2621"/>
       </w:tblGrid>
-      <w:tr ns2:paraId="6F29D718" ns2:textId="77777777">
+      <w:tr>
         <w:trPr>
           <w:trHeight w:val="550"/>
         </w:trPr>
@@ -23,7 +23,7 @@
             <w:tcW w:w="2556" w:type="dxa"/>
             <w:vMerge w:val="restart"/>
           </w:tcPr>
-          <w:p ns2:paraId="5A25EE08" ns2:textId="77777777">
+          <w:p>
             <w:pPr>
               <w:spacing w:after="0"/>
               <w:rPr>
@@ -38,45 +38,45 @@
                 <w:lang w:eastAsia="en-US"/>
               </w:rPr>
               <w:drawing>
-                <ns3:inline distT="0" distB="0" distL="0" distR="0" ns4:anchorId="7937317E" ns4:editId="55729A38">
-                  <ns3:extent cx="1476375" cy="704850"/>
-                  <ns3:effectExtent l="0" t="0" r="9525" b="0"/>
-                  <ns3:docPr id="87" name="Picture 87"/>
-                  <ns3:cNvGraphicFramePr>
-                    <ns5:graphicFrameLocks noChangeAspect="1"/>
-                  </ns3:cNvGraphicFramePr>
-                  <ns5:graphic>
-                    <ns5:graphicData uri="http://schemas.openxmlformats.org/drawingml/2006/picture">
-                      <ns6:pic>
-                        <ns6:nvPicPr>
-                          <ns6:cNvPr id="1" name="logo.png"/>
-                          <ns6:cNvPicPr/>
-                        </ns6:nvPicPr>
-                        <ns6:blipFill>
-                          <ns5:blip ns7:embed="rId5" cstate="print">
-                            <ns5:extLst>
-                              <ns5:ext uri="{28A0092B-C50C-407E-A947-70E740481C1C}">
-                                <ns8:useLocalDpi val="0"/>
-                              </ns5:ext>
-                            </ns5:extLst>
-                          </ns5:blip>
-                          <ns5:stretch>
-                            <ns5:fillRect/>
-                          </ns5:stretch>
-                        </ns6:blipFill>
-                        <ns6:spPr>
-                          <ns5:xfrm>
-                            <ns5:off x="0" y="0"/>
-                            <ns5:ext cx="1482766" cy="707901"/>
-                          </ns5:xfrm>
-                          <ns5:prstGeom prst="rect">
-                            <ns5:avLst/>
-                          </ns5:prstGeom>
-                        </ns6:spPr>
-                      </ns6:pic>
-                    </ns5:graphicData>
-                  </ns5:graphic>
-                </ns3:inline>
+                <wp:inline distT="0" distB="0" distL="0" distR="0" wp14:anchorId="7937317E" wp14:editId="55729A38">
+                  <wp:extent cx="1476375" cy="704850"/>
+                  <wp:effectExtent l="0" t="0" r="9525" b="0"/>
+                  <wp:docPr id="87" name="Picture 87"/>
+                  <wp:cNvGraphicFramePr>
+                    <a:graphicFrameLocks noChangeAspect="1"/>
+                  </wp:cNvGraphicFramePr>
+                  <a:graphic>
+                    <a:graphicData uri="http://schemas.openxmlformats.org/drawingml/2006/picture">
+                      <pic:pic>
+                        <pic:nvPicPr>
+                          <pic:cNvPr id="1" name="logo.png"/>
+                          <pic:cNvPicPr/>
+                        </pic:nvPicPr>
+                        <pic:blipFill>
+                          <a:blip r:embed="rId5" cstate="print">
+                            <a:extLst>
+                              <a:ext uri="{28A0092B-C50C-407E-A947-70E740481C1C}">
+                                <a14:useLocalDpi val="0"/>
+                              </a:ext>
+                            </a:extLst>
+                          </a:blip>
+                          <a:stretch>
+                            <a:fillRect/>
+                          </a:stretch>
+                        </pic:blipFill>
+                        <pic:spPr>
+                          <a:xfrm>
+                            <a:off x="0" y="0"/>
+                            <a:ext cx="1482766" cy="707901"/>
+                          </a:xfrm>
+                          <a:prstGeom prst="rect">
+                            <a:avLst/>
+                          </a:prstGeom>
+                        </pic:spPr>
+                      </pic:pic>
+                    </a:graphicData>
+                  </a:graphic>
+                </wp:inline>
               </w:drawing>
             </w:r>
           </w:p>
@@ -87,7 +87,7 @@
             <w:vMerge w:val="restart"/>
             <w:vAlign w:val="center"/>
           </w:tcPr>
-          <w:p ns2:paraId="7C298600" ns2:textId="77777777">
+          <w:p>
             <w:pPr>
               <w:spacing w:after="0" w:line="240" w:lineRule="auto"/>
               <w:jc w:val="center"/>
@@ -108,7 +108,7 @@
               <w:t>ĐỀ XUẤT CHUYỂN KHÁCH HÀNG</w:t>
             </w:r>
           </w:p>
-          <w:p ns2:paraId="6006B578" ns2:textId="77777777">
+          <w:p>
             <w:pPr>
               <w:spacing w:after="0" w:line="240" w:lineRule="auto"/>
               <w:jc w:val="center"/>
@@ -136,7 +136,7 @@
             <w:tcW w:w="2621" w:type="dxa"/>
             <w:vAlign w:val="center"/>
           </w:tcPr>
-          <w:p ns2:paraId="7C6CA604" ns2:textId="7B172A62">
+          <w:p>
             <w:pPr>
               <w:spacing w:after="0" w:line="240" w:lineRule="auto"/>
               <w:rPr>
@@ -153,7 +153,7 @@
           </w:p>
         </w:tc>
       </w:tr>
-      <w:tr ns2:paraId="02C424C2" ns2:textId="77777777">
+      <w:tr>
         <w:trPr>
           <w:trHeight w:val="571"/>
         </w:trPr>
@@ -162,7 +162,7 @@
             <w:tcW w:w="2556" w:type="dxa"/>
             <w:vMerge/>
           </w:tcPr>
-          <w:p ns2:paraId="332DA66F" ns2:textId="77777777">
+          <w:p>
             <w:pPr>
               <w:rPr>
                 <w:rFonts w:ascii="Times New Roman" w:hAnsi="Times New Roman" w:cs="Times New Roman"/>
@@ -178,7 +178,7 @@
             <w:vMerge/>
             <w:vAlign w:val="center"/>
           </w:tcPr>
-          <w:p ns2:paraId="7956CDC2" ns2:textId="77777777">
+          <w:p>
             <w:pPr>
               <w:jc w:val="center"/>
               <w:rPr>
@@ -195,7 +195,7 @@
             <w:tcW w:w="2621" w:type="dxa"/>
             <w:vAlign w:val="center"/>
           </w:tcPr>
-          <w:p ns2:paraId="122078BA" ns2:textId="20DD7797">
+          <w:p>
             <w:pPr>
               <w:spacing w:after="0" w:line="240" w:lineRule="auto"/>
               <w:rPr>
@@ -232,7 +232,7 @@
         </w:tc>
       </w:tr>
     </w:tbl>
-    <w:p ns2:paraId="39C2C7E5" ns2:textId="77777777">
+    <w:p>
       <w:pPr>
         <w:spacing w:after="60"/>
         <w:rPr>
@@ -245,47 +245,47 @@
           <w:noProof/>
           <w:lang w:eastAsia="en-US"/>
         </w:rPr>
-        <ns1:AlternateContent>
-          <ns1:Choice Requires="wps">
+        <mc:AlternateContent>
+          <mc:Choice Requires="wps">
             <w:drawing>
-              <ns3:anchor distT="0" distB="0" distL="114300" distR="114300" simplePos="0" relativeHeight="251659264" behindDoc="0" locked="0" layoutInCell="1" allowOverlap="1" ns4:anchorId="28934278" ns4:editId="3469AD31">
-                <ns3:simplePos x="0" y="0"/>
-                <ns3:positionH relativeFrom="margin">
-                  <ns3:posOffset>5555615</ns3:posOffset>
-                </ns3:positionH>
-                <ns3:positionV relativeFrom="paragraph">
-                  <ns3:posOffset>-1016000</ns3:posOffset>
-                </ns3:positionV>
-                <ns3:extent cx="1171575" cy="228600"/>
-                <ns3:effectExtent l="0" t="0" r="9525" b="0"/>
-                <ns3:wrapNone/>
-                <ns3:docPr id="85" name="Rectangle 85"/>
-                <ns3:cNvGraphicFramePr/>
-                <ns5:graphic>
-                  <ns5:graphicData uri="http://schemas.microsoft.com/office/word/2010/wordprocessingShape">
-                    <ns9:wsp>
-                      <ns9:cNvSpPr/>
-                      <ns9:spPr>
-                        <ns5:xfrm>
-                          <ns5:off x="0" y="0"/>
-                          <ns5:ext cx="1171575" cy="228600"/>
-                        </ns5:xfrm>
-                        <ns5:prstGeom prst="rect">
-                          <ns5:avLst/>
-                        </ns5:prstGeom>
-                        <ns5:solidFill>
-                          <ns5:sysClr val="window" lastClr="FFFFFF"/>
-                        </ns5:solidFill>
-                        <ns5:ln w="12700" cap="flat" cmpd="sng" algn="ctr">
-                          <ns5:noFill/>
-                          <ns5:prstDash val="solid"/>
-                          <ns5:miter lim="800000"/>
-                        </ns5:ln>
-                        <ns5:effectLst/>
-                      </ns9:spPr>
-                      <ns9:txbx>
+              <wp:anchor distT="0" distB="0" distL="114300" distR="114300" simplePos="0" relativeHeight="251659264" behindDoc="0" locked="0" layoutInCell="1" allowOverlap="1" wp14:anchorId="28934278" wp14:editId="3469AD31">
+                <wp:simplePos x="0" y="0"/>
+                <wp:positionH relativeFrom="margin">
+                  <wp:posOffset>5555615</wp:posOffset>
+                </wp:positionH>
+                <wp:positionV relativeFrom="paragraph">
+                  <wp:posOffset>-1016000</wp:posOffset>
+                </wp:positionV>
+                <wp:extent cx="1171575" cy="228600"/>
+                <wp:effectExtent l="0" t="0" r="9525" b="0"/>
+                <wp:wrapNone/>
+                <wp:docPr id="85" name="Rectangle 85"/>
+                <wp:cNvGraphicFramePr/>
+                <a:graphic>
+                  <a:graphicData uri="http://schemas.microsoft.com/office/word/2010/wordprocessingShape">
+                    <wps:wsp>
+                      <wps:cNvSpPr/>
+                      <wps:spPr>
+                        <a:xfrm>
+                          <a:off x="0" y="0"/>
+                          <a:ext cx="1171575" cy="228600"/>
+                        </a:xfrm>
+                        <a:prstGeom prst="rect">
+                          <a:avLst/>
+                        </a:prstGeom>
+                        <a:solidFill>
+                          <a:sysClr val="window" lastClr="FFFFFF"/>
+                        </a:solidFill>
+                        <a:ln w="12700" cap="flat" cmpd="sng" algn="ctr">
+                          <a:noFill/>
+                          <a:prstDash val="solid"/>
+                          <a:miter lim="800000"/>
+                        </a:ln>
+                        <a:effectLst/>
+                      </wps:spPr>
+                      <wps:txbx>
                         <w:txbxContent>
-                          <w:p ns2:paraId="5E27A2BC" ns2:textId="77777777">
+                          <w:p>
                             <w:pPr>
                               <w:jc w:val="center"/>
                               <w:rPr>
@@ -330,31 +330,31 @@
                             </w:r>
                           </w:p>
                         </w:txbxContent>
-                      </ns9:txbx>
-                      <ns9:bodyPr rot="0" spcFirstLastPara="0" vertOverflow="overflow" horzOverflow="overflow" vert="horz" wrap="square" lIns="91440" tIns="45720" rIns="91440" bIns="45720" numCol="1" spcCol="0" rtlCol="0" fromWordArt="0" anchor="ctr" anchorCtr="0" forceAA="0" compatLnSpc="1">
-                        <ns5:prstTxWarp prst="textNoShape">
-                          <ns5:avLst/>
-                        </ns5:prstTxWarp>
-                        <ns5:noAutofit/>
-                      </ns9:bodyPr>
-                    </ns9:wsp>
-                  </ns5:graphicData>
-                </ns5:graphic>
-                <ns4:sizeRelH relativeFrom="margin">
-                  <ns4:pctWidth>0</ns4:pctWidth>
-                </ns4:sizeRelH>
-                <ns4:sizeRelV relativeFrom="margin">
-                  <ns4:pctHeight>0</ns4:pctHeight>
-                </ns4:sizeRelV>
-              </ns3:anchor>
+                      </wps:txbx>
+                      <wps:bodyPr rot="0" spcFirstLastPara="0" vertOverflow="overflow" horzOverflow="overflow" vert="horz" wrap="square" lIns="91440" tIns="45720" rIns="91440" bIns="45720" numCol="1" spcCol="0" rtlCol="0" fromWordArt="0" anchor="ctr" anchorCtr="0" forceAA="0" compatLnSpc="1">
+                        <a:prstTxWarp prst="textNoShape">
+                          <a:avLst/>
+                        </a:prstTxWarp>
+                        <a:noAutofit/>
+                      </wps:bodyPr>
+                    </wps:wsp>
+                  </a:graphicData>
+                </a:graphic>
+                <wp14:sizeRelH relativeFrom="margin">
+                  <wp14:pctWidth>0</wp14:pctWidth>
+                </wp14:sizeRelH>
+                <wp14:sizeRelV relativeFrom="margin">
+                  <wp14:pctHeight>0</wp14:pctHeight>
+                </wp14:sizeRelV>
+              </wp:anchor>
             </w:drawing>
-          </ns1:Choice>
-          <ns1:Fallback>
+          </mc:Choice>
+          <mc:Fallback>
             <w:pict>
-              <ns10:rect ns2:anchorId="28934278" id="Rectangle 85" ns11:spid="_x0000_s1026" style="position:absolute;margin-left:437.45pt;margin-top:-80pt;width:92.25pt;height:18pt;z-index:251659264;visibility:visible;mso-wrap-style:square;mso-width-percent:0;mso-height-percent:0;mso-wrap-distance-left:9pt;mso-wrap-distance-top:0;mso-wrap-distance-right:9pt;mso-wrap-distance-bottom:0;mso-position-horizontal:absolute;mso-position-horizontal-relative:margin;mso-position-vertical:absolute;mso-position-vertical-relative:text;mso-width-percent:0;mso-height-percent:0;mso-width-relative:margin;mso-height-relative:margin;v-text-anchor:middle" ns11:gfxdata="UEsDBBQABgAIAAAAIQC2gziS/gAAAOEBAAATAAAAW0NvbnRlbnRfVHlwZXNdLnhtbJSRQU7DMBBF&#10;90jcwfIWJU67QAgl6YK0S0CoHGBkTxKLZGx5TGhvj5O2G0SRWNoz/78nu9wcxkFMGNg6quQqL6RA&#10;0s5Y6ir5vt9lD1JwBDIwOMJKHpHlpr69KfdHjyxSmriSfYz+USnWPY7AufNIadK6MEJMx9ApD/oD&#10;OlTrorhX2lFEilmcO2RdNtjC5xDF9pCuTyYBB5bi6bQ4syoJ3g9WQ0ymaiLzg5KdCXlKLjvcW893&#10;SUOqXwnz5DrgnHtJTxOsQfEKIT7DmDSUCaxw7Rqn8787ZsmRM9e2VmPeBN4uqYvTtW7jvijg9N/y&#10;JsXecLq0q+WD6m8AAAD//wMAUEsDBBQABgAIAAAAIQA4/SH/1gAAAJQBAAALAAAAX3JlbHMvLnJl&#10;bHOkkMFqwzAMhu+DvYPRfXGawxijTi+j0GvpHsDYimMaW0Yy2fr2M4PBMnrbUb/Q94l/f/hMi1qR&#10;JVI2sOt6UJgd+ZiDgffL8ekFlFSbvV0oo4EbChzGx4f9GRdb25HMsYhqlCwG5lrLq9biZkxWOiqY&#10;22YiTra2kYMu1l1tQD30/bPm3wwYN0x18gb45AdQl1tp5j/sFB2T0FQ7R0nTNEV3j6o9feQzro1i&#10;OWA14Fm+Q8a1a8+Bvu/d/dMb2JY5uiPbhG/ktn4cqGU/er3pcvwCAAD//wMAUEsDBBQABgAIAAAA&#10;IQAaBsg8dgIAAOUEAAAOAAAAZHJzL2Uyb0RvYy54bWysVFtP2zAYfZ+0/2D5faSpCmUVKaqoOk1C&#10;gAYTz67jNJZ8m+026X79jp0UGNvTtDy4383f5fh8vbrutSIH4YO0pqLl2YQSYbitpdlV9PvT5tMl&#10;JSEyUzNljajoUQR6vfz44apzCzG1rVW18ARJTFh0rqJtjG5RFIG3QrNwZp0wcDbWaxah+l1Re9Yh&#10;u1bFdDK5KDrra+ctFyHAuh6cdJnzN43g8b5pgohEVRS9xXz6fG7TWSyv2GLnmWslH9tg/9CFZtKg&#10;6EuqNYuM7L38I5WW3Ntgm3jGrS5s00gu8gyYppy8m+axZU7kWQBOcC8whf+Xlt8dHjyRdUUvzykx&#10;TOONvgE1ZnZKENgAUOfCAnGP7sGPWoCYpu0br9Mv5iB9BvX4AqroI+EwluW8PJ8jOYdvOr28mGTU&#10;i9fbzof4RVhNklBRj/IZS3a4DREVEXoKScWCVbLeSKWycgw3ypMDw/uCFrXtKFEsRBgruslfGgEp&#10;frumDOnQ2nSOZghnIF6jWISoHaAIZkcJUzswmkefezE2VUSmoZc1C+1QNKcdaKRlBJeV1ABzkr6x&#10;sjLpmshsHCdKkA4gJin2235EdmvrIx7E24GpwfGNBCq3GOmBeVAT/WLd4j2ORlkMYUeJktb6n3+z&#10;p3gwBl5KOlAdA/7YMy+A1FcDLn0uZ7O0G1mZnc+nUPxbz/atx+z1jQXaJRbb8Sym+KhOYuOtfsZW&#10;rlJVuJjhqD1AOSo3cVhB7DUXq1UOwz44Fm/No+Mp+Qnpp/6ZeTdSI4JUd/a0FmzxjiFDbLpp7Gof&#10;bSMzfRLEA64gQlKwS5kS496nZX2r56jXf6flLwAAAP//AwBQSwMEFAAGAAgAAAAhABWBCsXjAAAA&#10;DgEAAA8AAABkcnMvZG93bnJldi54bWxMj8tOwzAQRfdI/IM1SGxQa7cKxQ1xKkQFqGwq2iKxdOMh&#10;iYjtEDtt+HsmK1jOnaP7yFaDbdgJu1B7p2A2FcDQFd7UrlRw2D9NJLAQtTO68Q4V/GCAVX55kenU&#10;+LN7w9MuloxMXEi1girGNuU8FBVaHaa+RUe/T99ZHensSm46fSZz2/C5EAtude0oodItPlZYfO16&#10;SyFyu25f1hv5vH1tTf9+840fUit1fTU83AOLOMQ/GMb6VB1y6nT0vTOBNQrkXbIkVMFkthC0akTE&#10;7TIBdhy1eSKA5xn/PyP/BQAA//8DAFBLAQItABQABgAIAAAAIQC2gziS/gAAAOEBAAATAAAAAAAA&#10;AAAAAAAAAAAAAABbQ29udGVudF9UeXBlc10ueG1sUEsBAi0AFAAGAAgAAAAhADj9If/WAAAAlAEA&#10;AAsAAAAAAAAAAAAAAAAALwEAAF9yZWxzLy5yZWxzUEsBAi0AFAAGAAgAAAAhABoGyDx2AgAA5QQA&#10;AA4AAAAAAAAAAAAAAAAALgIAAGRycy9lMm9Eb2MueG1sUEsBAi0AFAAGAAgAAAAhABWBCsXjAAAA&#10;DgEAAA8AAAAAAAAAAAAAAAAA0AQAAGRycy9kb3ducmV2LnhtbFBLBQYAAAAABAAEAPMAAADgBQAA&#10;AAA=&#10;" fillcolor="window" stroked="f" strokeweight="1pt">
-                <ns10:textbox>
+              <v:rect w14:anchorId="28934278" id="Rectangle 85" o:spid="_x0000_s1026" style="position:absolute;margin-left:437.45pt;margin-top:-80pt;width:92.25pt;height:18pt;z-index:251659264;visibility:visible;mso-wrap-style:square;mso-width-percent:0;mso-height-percent:0;mso-wrap-distance-left:9pt;mso-wrap-distance-top:0;mso-wrap-distance-right:9pt;mso-wrap-distance-bottom:0;mso-position-horizontal:absolute;mso-position-horizontal-relative:margin;mso-position-vertical:absolute;mso-position-vertical-relative:text;mso-width-percent:0;mso-height-percent:0;mso-width-relative:margin;mso-height-relative:margin;v-text-anchor:middle" o:gfxdata="UEsDBBQABgAIAAAAIQC2gziS/gAAAOEBAAATAAAAW0NvbnRlbnRfVHlwZXNdLnhtbJSRQU7DMBBF&#10;90jcwfIWJU67QAgl6YK0S0CoHGBkTxKLZGx5TGhvj5O2G0SRWNoz/78nu9wcxkFMGNg6quQqL6RA&#10;0s5Y6ir5vt9lD1JwBDIwOMJKHpHlpr69KfdHjyxSmriSfYz+USnWPY7AufNIadK6MEJMx9ApD/oD&#10;OlTrorhX2lFEilmcO2RdNtjC5xDF9pCuTyYBB5bi6bQ4syoJ3g9WQ0ymaiLzg5KdCXlKLjvcW893&#10;SUOqXwnz5DrgnHtJTxOsQfEKIT7DmDSUCaxw7Rqn8787ZsmRM9e2VmPeBN4uqYvTtW7jvijg9N/y&#10;JsXecLq0q+WD6m8AAAD//wMAUEsDBBQABgAIAAAAIQA4/SH/1gAAAJQBAAALAAAAX3JlbHMvLnJl&#10;bHOkkMFqwzAMhu+DvYPRfXGawxijTi+j0GvpHsDYimMaW0Yy2fr2M4PBMnrbUb/Q94l/f/hMi1qR&#10;JVI2sOt6UJgd+ZiDgffL8ekFlFSbvV0oo4EbChzGx4f9GRdb25HMsYhqlCwG5lrLq9biZkxWOiqY&#10;22YiTra2kYMu1l1tQD30/bPm3wwYN0x18gb45AdQl1tp5j/sFB2T0FQ7R0nTNEV3j6o9feQzro1i&#10;OWA14Fm+Q8a1a8+Bvu/d/dMb2JY5uiPbhG/ktn4cqGU/er3pcvwCAAD//wMAUEsDBBQABgAIAAAA&#10;IQAaBsg8dgIAAOUEAAAOAAAAZHJzL2Uyb0RvYy54bWysVFtP2zAYfZ+0/2D5faSpCmUVKaqoOk1C&#10;gAYTz67jNJZ8m+026X79jp0UGNvTtDy4383f5fh8vbrutSIH4YO0pqLl2YQSYbitpdlV9PvT5tMl&#10;JSEyUzNljajoUQR6vfz44apzCzG1rVW18ARJTFh0rqJtjG5RFIG3QrNwZp0wcDbWaxah+l1Re9Yh&#10;u1bFdDK5KDrra+ctFyHAuh6cdJnzN43g8b5pgohEVRS9xXz6fG7TWSyv2GLnmWslH9tg/9CFZtKg&#10;6EuqNYuM7L38I5WW3Ntgm3jGrS5s00gu8gyYppy8m+axZU7kWQBOcC8whf+Xlt8dHjyRdUUvzykx&#10;TOONvgE1ZnZKENgAUOfCAnGP7sGPWoCYpu0br9Mv5iB9BvX4AqroI+EwluW8PJ8jOYdvOr28mGTU&#10;i9fbzof4RVhNklBRj/IZS3a4DREVEXoKScWCVbLeSKWycgw3ypMDw/uCFrXtKFEsRBgruslfGgEp&#10;frumDOnQ2nSOZghnIF6jWISoHaAIZkcJUzswmkefezE2VUSmoZc1C+1QNKcdaKRlBJeV1ABzkr6x&#10;sjLpmshsHCdKkA4gJin2235EdmvrIx7E24GpwfGNBCq3GOmBeVAT/WLd4j2ORlkMYUeJktb6n3+z&#10;p3gwBl5KOlAdA/7YMy+A1FcDLn0uZ7O0G1mZnc+nUPxbz/atx+z1jQXaJRbb8Sym+KhOYuOtfsZW&#10;rlJVuJjhqD1AOSo3cVhB7DUXq1UOwz44Fm/No+Mp+Qnpp/6ZeTdSI4JUd/a0FmzxjiFDbLpp7Gof&#10;bSMzfRLEA64gQlKwS5kS496nZX2r56jXf6flLwAAAP//AwBQSwMEFAAGAAgAAAAhABWBCsXjAAAA&#10;DgEAAA8AAABkcnMvZG93bnJldi54bWxMj8tOwzAQRfdI/IM1SGxQa7cKxQ1xKkQFqGwq2iKxdOMh&#10;iYjtEDtt+HsmK1jOnaP7yFaDbdgJu1B7p2A2FcDQFd7UrlRw2D9NJLAQtTO68Q4V/GCAVX55kenU&#10;+LN7w9MuloxMXEi1girGNuU8FBVaHaa+RUe/T99ZHensSm46fSZz2/C5EAtude0oodItPlZYfO16&#10;SyFyu25f1hv5vH1tTf9+840fUit1fTU83AOLOMQ/GMb6VB1y6nT0vTOBNQrkXbIkVMFkthC0akTE&#10;7TIBdhy1eSKA5xn/PyP/BQAA//8DAFBLAQItABQABgAIAAAAIQC2gziS/gAAAOEBAAATAAAAAAAA&#10;AAAAAAAAAAAAAABbQ29udGVudF9UeXBlc10ueG1sUEsBAi0AFAAGAAgAAAAhADj9If/WAAAAlAEA&#10;AAsAAAAAAAAAAAAAAAAALwEAAF9yZWxzLy5yZWxzUEsBAi0AFAAGAAgAAAAhABoGyDx2AgAA5QQA&#10;AA4AAAAAAAAAAAAAAAAALgIAAGRycy9lMm9Eb2MueG1sUEsBAi0AFAAGAAgAAAAhABWBCsXjAAAA&#10;DgEAAA8AAAAAAAAAAAAAAAAA0AQAAGRycy9kb3ducmV2LnhtbFBLBQYAAAAABAAEAPMAAADgBQAA&#10;AAA=&#10;" fillcolor="window" stroked="f" strokeweight="1pt">
+                <v:textbox>
                   <w:txbxContent>
-                    <w:p ns2:paraId="5E27A2BC" ns2:textId="77777777">
+                    <w:p>
                       <w:pPr>
                         <w:jc w:val="center"/>
                         <w:rPr>
@@ -399,16 +399,16 @@
                       </w:r>
                     </w:p>
                   </w:txbxContent>
-                </ns10:textbox>
-                <ns12:wrap anchorx="margin"/>
-              </ns10:rect>
+                </v:textbox>
+                <w10:wrap anchorx="margin"/>
+              </v:rect>
             </w:pict>
-          </ns1:Fallback>
-        </ns1:AlternateContent>
+          </mc:Fallback>
+        </mc:AlternateContent>
       </w:r>
     </w:p>
     <w:bookmarkEnd w:id="0"/>
-    <w:p ns2:paraId="007B767D" ns2:textId="77777777">
+    <w:p>
       <w:pPr>
         <w:tabs>
           <w:tab w:val="left" w:pos="993"/>
@@ -486,7 +486,7 @@
         <w:t xml:space="preserve"> </w:t>
       </w:r>
     </w:p>
-    <w:p ns2:paraId="1B7D38CF" ns2:textId="77777777">
+    <w:p>
       <w:pPr>
         <w:tabs>
           <w:tab w:val="left" w:pos="993"/>
@@ -518,7 +518,7 @@
         <w:t xml:space="preserve">PHU HUNG SECURITIES CORPORATION </w:t>
       </w:r>
     </w:p>
-    <w:p ns2:paraId="6224CC8B" ns2:textId="75D0AA6B">
+    <w:p>
       <w:pPr>
         <w:tabs>
           <w:tab w:val="left" w:pos="284"/>
@@ -577,7 +577,7 @@
         <w:t xml:space="preserve">: </w:t>
       </w:r>
     </w:p>
-    <w:p ns2:paraId="479FB2E8" ns2:textId="77777777">
+    <w:p>
       <w:pPr>
         <w:tabs>
           <w:tab w:val="left" w:pos="284"/>
@@ -597,7 +597,7 @@
         <w:t>Proposed by</w:t>
       </w:r>
     </w:p>
-    <w:p ns2:paraId="549F59D7" ns2:textId="77777777">
+    <w:p>
       <w:pPr>
         <w:tabs>
           <w:tab w:val="left" w:pos="284"/>
@@ -675,7 +675,7 @@
       <w:tblGrid>
         <w:gridCol w:w="9922"/>
       </w:tblGrid>
-      <w:tr ns2:paraId="680BBF37" ns2:textId="77777777">
+      <w:tr>
         <w:trPr>
           <w:trHeight w:val="441"/>
         </w:trPr>
@@ -684,7 +684,7 @@
             <w:tcW w:w="9922" w:type="dxa"/>
             <w:vAlign w:val="center"/>
           </w:tcPr>
-          <w:p ns2:paraId="00467051" ns2:textId="21293232">
+          <w:p>
             <w:pPr>
               <w:tabs>
                 <w:tab w:val="left" w:pos="5097"/>
@@ -815,7 +815,7 @@
               <w:t xml:space="preserve">]</w:t>
             </w:r>
           </w:p>
-          <w:p ns2:paraId="294F736C" ns2:textId="77B5979F">
+          <w:p>
             <w:pPr>
               <w:tabs>
                 <w:tab w:val="left" w:leader="dot" w:pos="1881"/>
@@ -927,7 +927,7 @@
           </w:p>
         </w:tc>
       </w:tr>
-      <w:tr ns2:paraId="732AC88F" ns2:textId="77777777">
+      <w:tr>
         <w:trPr>
           <w:trHeight w:val="383"/>
         </w:trPr>
@@ -936,7 +936,7 @@
             <w:tcW w:w="9922" w:type="dxa"/>
             <w:vAlign w:val="center"/>
           </w:tcPr>
-          <w:p ns2:paraId="25B38610" ns2:textId="0D7690CF">
+          <w:p>
             <w:pPr>
               <w:tabs>
                 <w:tab w:val="left" w:pos="5097"/>
@@ -1061,7 +1061,7 @@
           </w:p>
         </w:tc>
       </w:tr>
-      <w:tr ns2:paraId="4C6FB031" ns2:textId="77777777">
+      <w:tr>
         <w:trPr>
           <w:trHeight w:val="560"/>
         </w:trPr>
@@ -1070,7 +1070,7 @@
             <w:tcW w:w="9922" w:type="dxa"/>
             <w:vAlign w:val="center"/>
           </w:tcPr>
-          <w:p ns2:paraId="4B5D115B" ns2:textId="3A1821BA">
+          <w:p>
             <w:pPr>
               <w:tabs>
                 <w:tab w:val="left" w:pos="5097"/>
@@ -1197,7 +1197,7 @@
           </w:p>
         </w:tc>
       </w:tr>
-      <w:tr ns2:paraId="39A47F47" ns2:textId="77777777">
+      <w:tr>
         <w:trPr>
           <w:trHeight w:val="195"/>
         </w:trPr>
@@ -1206,7 +1206,7 @@
             <w:tcW w:w="9922" w:type="dxa"/>
             <w:vAlign w:val="center"/>
           </w:tcPr>
-          <w:p ns2:paraId="73C7235C" ns2:textId="40F01276">
+          <w:p>
             <w:pPr>
               <w:tabs>
                 <w:tab w:val="left" w:pos="322"/>
@@ -1292,7 +1292,7 @@
           </w:p>
         </w:tc>
       </w:tr>
-      <w:tr ns2:paraId="61631856" ns2:textId="77777777">
+      <w:tr>
         <w:trPr>
           <w:trHeight w:val="80"/>
         </w:trPr>
@@ -1301,7 +1301,7 @@
             <w:tcW w:w="9922" w:type="dxa"/>
             <w:vAlign w:val="center"/>
           </w:tcPr>
-          <w:p ns2:paraId="76B38E32" ns2:textId="77777777">
+          <w:p>
             <w:pPr>
               <w:tabs>
                 <w:tab w:val="left" w:pos="284"/>
@@ -1318,7 +1318,7 @@
         </w:tc>
       </w:tr>
     </w:tbl>
-    <w:p ns2:paraId="31A984F8" ns2:textId="189DFD97">
+    <w:p>
       <w:pPr>
         <w:spacing w:after="0"/>
         <w:ind w:left="284"/>
@@ -1550,7 +1550,7 @@
         <w:t xml:space="preserve"> </w:t>
       </w:r>
     </w:p>
-    <w:p ns2:paraId="4F5EDCE2" ns2:textId="0C1B33D1">
+    <w:p>
       <w:pPr>
         <w:spacing w:after="0"/>
         <w:ind w:left="284"/>
@@ -1616,7 +1616,7 @@
         <w:t>.</w:t>
       </w:r>
     </w:p>
-    <w:p ns2:paraId="7C1AB211" ns2:textId="6AB04547">
+    <w:p>
       <w:pPr>
         <w:tabs>
           <w:tab w:val="left" w:pos="284"/>
@@ -1654,7 +1654,7 @@
         <w:t xml:space="preserve"/>
       </w:r>
     </w:p>
-    <w:p ns2:paraId="272E2D9D" ns2:textId="502EA074">
+    <w:p>
       <w:pPr>
         <w:tabs>
           <w:tab w:val="left" w:pos="284"/>
@@ -1826,7 +1826,7 @@
         <w:tab/>
       </w:r>
     </w:p>
-    <w:p ns2:paraId="108179CB" ns2:textId="656157A9">
+    <w:p>
       <w:pPr>
         <w:tabs>
           <w:tab w:val="left" w:pos="284"/>
@@ -2027,7 +2027,7 @@
         <w:t xml:space="preserve">(Allocate)</w:t>
       </w:r>
     </w:p>
-    <w:p ns2:paraId="35C497F5" ns2:textId="33F8EEDB">
+    <w:p>
       <w:pPr>
         <w:spacing w:after="0" w:line="360" w:lineRule="auto"/>
         <w:rPr>
@@ -2179,7 +2179,7 @@
         <w:t>)</w:t>
       </w:r>
     </w:p>
-    <w:p ns2:paraId="48793691" ns2:textId="3538C790">
+    <w:p>
       <w:pPr>
         <w:tabs>
           <w:tab w:val="left" w:pos="270"/>
@@ -2221,7 +2221,7 @@
         <w:t xml:space="preserve"/>
       </w:r>
     </w:p>
-    <w:p ns2:paraId="6D2F3F8D" ns2:textId="77777777">
+    <w:p>
       <w:pPr>
         <w:tabs>
           <w:tab w:val="left" w:pos="284"/>
@@ -2274,7 +2274,7 @@
       </w:r>
       <w:proofErr w:type="spellEnd"/>
     </w:p>
-    <w:p ns2:paraId="48A5ED1F" ns2:textId="124BC88A">
+    <w:p>
       <w:pPr>
         <w:tabs>
           <w:tab w:val="left" w:pos="284"/>
@@ -2316,7 +2316,7 @@
         <w:gridCol w:w="1134"/>
         <w:gridCol w:w="992"/>
       </w:tblGrid>
-      <w:tr ns2:paraId="7138CE0B" ns2:textId="77777777">
+      <w:tr>
         <w:trPr>
           <w:trHeight w:val="971"/>
         </w:trPr>
@@ -2326,7 +2326,7 @@
             <w:shd w:val="pct15" w:color="auto" w:fill="auto"/>
             <w:vAlign w:val="center"/>
           </w:tcPr>
-          <w:p ns2:paraId="2086A37E" ns2:textId="77777777">
+          <w:p>
             <w:pPr>
               <w:tabs>
                 <w:tab w:val="left" w:pos="567"/>
@@ -2359,7 +2359,7 @@
             <w:shd w:val="pct15" w:color="auto" w:fill="auto"/>
             <w:vAlign w:val="center"/>
           </w:tcPr>
-          <w:p ns2:paraId="683ADB75" ns2:textId="77777777">
+          <w:p>
             <w:pPr>
               <w:tabs>
                 <w:tab w:val="left" w:pos="567"/>
@@ -2390,7 +2390,7 @@
             <w:shd w:val="pct15" w:color="auto" w:fill="auto"/>
             <w:vAlign w:val="center"/>
           </w:tcPr>
-          <w:p ns2:paraId="35020AAB" ns2:textId="77777777">
+          <w:p>
             <w:pPr>
               <w:tabs>
                 <w:tab w:val="left" w:pos="567"/>
@@ -2421,7 +2421,7 @@
             <w:shd w:val="pct15" w:color="auto" w:fill="auto"/>
             <w:vAlign w:val="center"/>
           </w:tcPr>
-          <w:p ns2:paraId="2A6022EE" ns2:textId="77777777">
+          <w:p>
             <w:pPr>
               <w:tabs>
                 <w:tab w:val="left" w:pos="567"/>
@@ -2452,7 +2452,7 @@
             <w:shd w:val="pct15" w:color="auto" w:fill="auto"/>
             <w:vAlign w:val="center"/>
           </w:tcPr>
-          <w:p ns2:paraId="4528D203" ns2:textId="77777777">
+          <w:p>
             <w:pPr>
               <w:tabs>
                 <w:tab w:val="left" w:pos="567"/>
@@ -2483,7 +2483,7 @@
             <w:shd w:val="pct15" w:color="auto" w:fill="auto"/>
             <w:vAlign w:val="center"/>
           </w:tcPr>
-          <w:p ns2:paraId="4A0D96DB" ns2:textId="77777777">
+          <w:p>
             <w:pPr>
               <w:tabs>
                 <w:tab w:val="left" w:pos="567"/>
@@ -2514,7 +2514,7 @@
             <w:shd w:val="pct15" w:color="auto" w:fill="auto"/>
             <w:vAlign w:val="center"/>
           </w:tcPr>
-          <w:p ns2:paraId="06611A44" ns2:textId="77777777">
+          <w:p>
             <w:pPr>
               <w:tabs>
                 <w:tab w:val="left" w:pos="567"/>
@@ -2545,7 +2545,7 @@
             <w:shd w:val="pct15" w:color="auto" w:fill="auto"/>
             <w:vAlign w:val="center"/>
           </w:tcPr>
-          <w:p ns2:paraId="563959D9" ns2:textId="77777777">
+          <w:p>
             <w:pPr>
               <w:tabs>
                 <w:tab w:val="left" w:pos="567"/>
@@ -2571,7 +2571,7 @@
           </w:p>
         </w:tc>
       </w:tr>
-      <w:tr ns2:paraId="4B3E7098" ns2:textId="77777777">
+      <w:tr>
         <w:trPr>
           <w:trHeight w:val="642"/>
         </w:trPr>
@@ -2579,7 +2579,7 @@
           <w:tcPr>
             <w:tcW w:w="540" w:type="dxa"/>
           </w:tcPr>
-          <w:p ns2:paraId="2B4571A3" ns2:textId="0B42268D">
+          <w:p>
             <w:pPr>
               <w:tabs>
                 <w:tab w:val="left" w:pos="567"/>
@@ -2613,7 +2613,7 @@
           <w:tcPr>
             <w:tcW w:w="1350" w:type="dxa"/>
           </w:tcPr>
-          <w:p ns2:paraId="22253496" ns2:textId="0ECFF551">
+          <w:p>
             <w:pPr>
               <w:tabs>
                 <w:tab w:val="left" w:pos="567"/>
@@ -2639,7 +2639,7 @@
           <w:tcPr>
             <w:tcW w:w="2363" w:type="dxa"/>
           </w:tcPr>
-          <w:p ns2:paraId="085F2514" ns2:textId="3C03EB6C">
+          <w:p>
             <w:pPr>
               <w:tabs>
                 <w:tab w:val="left" w:pos="567"/>
@@ -2665,7 +2665,7 @@
           <w:tcPr>
             <w:tcW w:w="2126" w:type="dxa"/>
           </w:tcPr>
-          <w:p ns2:paraId="451E27CA" ns2:textId="46468392">
+          <w:p>
             <w:pPr>
               <w:tabs>
                 <w:tab w:val="left" w:pos="567"/>
@@ -2691,7 +2691,7 @@
           <w:tcPr>
             <w:tcW w:w="1134" w:type="dxa"/>
           </w:tcPr>
-          <w:p ns2:paraId="30E93AB7" ns2:textId="2193F8EC">
+          <w:p>
             <w:pPr>
               <w:tabs>
                 <w:tab w:val="left" w:pos="567"/>
@@ -2717,7 +2717,7 @@
           <w:tcPr>
             <w:tcW w:w="1843" w:type="dxa"/>
           </w:tcPr>
-          <w:p ns2:paraId="7E7E3925" ns2:textId="604FD83C">
+          <w:p>
             <w:pPr>
               <w:tabs>
                 <w:tab w:val="left" w:pos="567"/>
@@ -2751,7 +2751,7 @@
           <w:tcPr>
             <w:tcW w:w="1134" w:type="dxa"/>
           </w:tcPr>
-          <w:p ns2:paraId="4B634943" ns2:textId="3BB7CE55">
+          <w:p>
             <w:pPr>
               <w:tabs>
                 <w:tab w:val="left" w:pos="567"/>
@@ -2785,7 +2785,7 @@
           <w:tcPr>
             <w:tcW w:w="992" w:type="dxa"/>
           </w:tcPr>
-          <w:p ns2:paraId="3AFE5CE4" ns2:textId="60C662F3">
+          <w:p>
             <w:pPr>
               <w:tabs>
                 <w:tab w:val="left" w:pos="567"/>
@@ -2827,7 +2827,7 @@
       <w:bookmarkEnd w:id="2"/>
       <w:bookmarkEnd w:id="3"/>
     </w:tbl>
-    <w:p ns2:paraId="3EBAB837" ns2:textId="77777777">
+    <w:p>
       <w:pPr>
         <w:tabs>
           <w:tab w:val="center" w:pos="426"/>
@@ -2841,7 +2841,7 @@
         </w:rPr>
       </w:pPr>
     </w:p>
-    <w:p ns2:paraId="789913A8" ns2:textId="6B458B20">
+    <w:p>
       <w:pPr>
         <w:tabs>
           <w:tab w:val="center" w:pos="426"/>
@@ -2861,57 +2861,57 @@
           <w:lang w:eastAsia="en-US"/>
         </w:rPr>
         <w:lastRenderedPageBreak/>
-        <ns1:AlternateContent>
-          <ns1:Choice Requires="wps">
+        <mc:AlternateContent>
+          <mc:Choice Requires="wps">
             <w:drawing>
-              <ns3:anchor distT="0" distB="0" distL="114300" distR="114300" simplePos="0" relativeHeight="251661312" behindDoc="0" locked="0" layoutInCell="1" allowOverlap="1" ns4:anchorId="4D25C0A7" ns4:editId="3C5CA7A0">
-                <ns3:simplePos x="0" y="0"/>
-                <ns3:positionH relativeFrom="margin">
-                  <ns3:align>left</ns3:align>
-                </ns3:positionH>
-                <ns3:positionV relativeFrom="paragraph">
-                  <ns3:posOffset>219075</ns3:posOffset>
-                </ns3:positionV>
-                <ns3:extent cx="3105150" cy="1381125"/>
-                <ns3:effectExtent l="0" t="0" r="19050" b="28575"/>
-                <ns3:wrapTopAndBottom/>
-                <ns3:docPr id="1" name="Rectangle 1"/>
-                <ns3:cNvGraphicFramePr/>
-                <ns5:graphic>
-                  <ns5:graphicData uri="http://schemas.microsoft.com/office/word/2010/wordprocessingShape">
-                    <ns9:wsp>
-                      <ns9:cNvSpPr/>
-                      <ns9:spPr>
-                        <ns5:xfrm>
-                          <ns5:off x="0" y="0"/>
-                          <ns5:ext cx="3105150" cy="1381125"/>
-                        </ns5:xfrm>
-                        <ns5:prstGeom prst="rect">
-                          <ns5:avLst/>
-                        </ns5:prstGeom>
-                        <ns5:ln>
-                          <ns5:solidFill>
-                            <ns5:schemeClr val="bg1"/>
-                          </ns5:solidFill>
-                        </ns5:ln>
-                      </ns9:spPr>
-                      <ns9:style>
-                        <ns5:lnRef idx="2">
-                          <ns5:schemeClr val="dk1"/>
-                        </ns5:lnRef>
-                        <ns5:fillRef idx="1">
-                          <ns5:schemeClr val="lt1"/>
-                        </ns5:fillRef>
-                        <ns5:effectRef idx="0">
-                          <ns5:schemeClr val="dk1"/>
-                        </ns5:effectRef>
-                        <ns5:fontRef idx="minor">
-                          <ns5:schemeClr val="dk1"/>
-                        </ns5:fontRef>
-                      </ns9:style>
-                      <ns9:txbx>
+              <wp:anchor distT="0" distB="0" distL="114300" distR="114300" simplePos="0" relativeHeight="251661312" behindDoc="0" locked="0" layoutInCell="1" allowOverlap="1" wp14:anchorId="4D25C0A7" wp14:editId="3C5CA7A0">
+                <wp:simplePos x="0" y="0"/>
+                <wp:positionH relativeFrom="margin">
+                  <wp:align>left</wp:align>
+                </wp:positionH>
+                <wp:positionV relativeFrom="paragraph">
+                  <wp:posOffset>219075</wp:posOffset>
+                </wp:positionV>
+                <wp:extent cx="3105150" cy="1381125"/>
+                <wp:effectExtent l="0" t="0" r="19050" b="28575"/>
+                <wp:wrapTopAndBottom/>
+                <wp:docPr id="1" name="Rectangle 1"/>
+                <wp:cNvGraphicFramePr/>
+                <a:graphic>
+                  <a:graphicData uri="http://schemas.microsoft.com/office/word/2010/wordprocessingShape">
+                    <wps:wsp>
+                      <wps:cNvSpPr/>
+                      <wps:spPr>
+                        <a:xfrm>
+                          <a:off x="0" y="0"/>
+                          <a:ext cx="3105150" cy="1381125"/>
+                        </a:xfrm>
+                        <a:prstGeom prst="rect">
+                          <a:avLst/>
+                        </a:prstGeom>
+                        <a:ln>
+                          <a:solidFill>
+                            <a:schemeClr val="bg1"/>
+                          </a:solidFill>
+                        </a:ln>
+                      </wps:spPr>
+                      <wps:style>
+                        <a:lnRef idx="2">
+                          <a:schemeClr val="dk1"/>
+                        </a:lnRef>
+                        <a:fillRef idx="1">
+                          <a:schemeClr val="lt1"/>
+                        </a:fillRef>
+                        <a:effectRef idx="0">
+                          <a:schemeClr val="dk1"/>
+                        </a:effectRef>
+                        <a:fontRef idx="minor">
+                          <a:schemeClr val="dk1"/>
+                        </a:fontRef>
+                      </wps:style>
+                      <wps:txbx>
                         <w:txbxContent>
-                          <w:p ns2:paraId="1D30D4EA" ns2:textId="6FF00F43">
+                          <w:p>
                             <w:pPr>
                               <w:tabs>
                                 <w:tab w:val="center" w:pos="4253"/>
@@ -3001,7 +3001,7 @@
                               <w:t>s signature</w:t>
                             </w:r>
                           </w:p>
-                          <w:p ns2:paraId="7564E52E" ns2:textId="77777777">
+                          <w:p>
                             <w:pPr>
                               <w:tabs>
                                 <w:tab w:val="center" w:pos="426"/>
@@ -3015,7 +3015,7 @@
                               </w:rPr>
                             </w:pPr>
                           </w:p>
-                          <w:p ns2:paraId="3AB8FD30" ns2:textId="77777777">
+                          <w:p>
                             <w:pPr>
                               <w:tabs>
                                 <w:tab w:val="center" w:pos="426"/>
@@ -3029,7 +3029,7 @@
                               </w:rPr>
                             </w:pPr>
                           </w:p>
-                          <w:p ns2:paraId="65D5EE6E" ns2:textId="77777777">
+                          <w:p>
                             <w:pPr>
                               <w:tabs>
                                 <w:tab w:val="center" w:pos="426"/>
@@ -3043,7 +3043,7 @@
                               </w:rPr>
                             </w:pPr>
                           </w:p>
-                          <w:p ns2:paraId="5B28E38D" ns2:textId="77777777">
+                          <w:p>
                             <w:pPr>
                               <w:tabs>
                                 <w:tab w:val="center" w:pos="426"/>
@@ -3057,7 +3057,7 @@
                               </w:rPr>
                             </w:pPr>
                           </w:p>
-                          <w:p ns2:paraId="4AAE8026" ns2:textId="77777777">
+                          <w:p>
                             <w:pPr>
                               <w:jc w:val="center"/>
                             </w:pPr>
@@ -3069,25 +3069,25 @@
                             </w:r>
                           </w:p>
                         </w:txbxContent>
-                      </ns9:txbx>
-                      <ns9:bodyPr rot="0" spcFirstLastPara="0" vertOverflow="overflow" horzOverflow="overflow" vert="horz" wrap="square" lIns="91440" tIns="45720" rIns="91440" bIns="45720" numCol="1" spcCol="0" rtlCol="0" fromWordArt="0" anchor="ctr" anchorCtr="0" forceAA="0" compatLnSpc="1">
-                        <ns5:prstTxWarp prst="textNoShape">
-                          <ns5:avLst/>
-                        </ns5:prstTxWarp>
-                        <ns5:noAutofit/>
-                      </ns9:bodyPr>
-                    </ns9:wsp>
-                  </ns5:graphicData>
-                </ns5:graphic>
-              </ns3:anchor>
+                      </wps:txbx>
+                      <wps:bodyPr rot="0" spcFirstLastPara="0" vertOverflow="overflow" horzOverflow="overflow" vert="horz" wrap="square" lIns="91440" tIns="45720" rIns="91440" bIns="45720" numCol="1" spcCol="0" rtlCol="0" fromWordArt="0" anchor="ctr" anchorCtr="0" forceAA="0" compatLnSpc="1">
+                        <a:prstTxWarp prst="textNoShape">
+                          <a:avLst/>
+                        </a:prstTxWarp>
+                        <a:noAutofit/>
+                      </wps:bodyPr>
+                    </wps:wsp>
+                  </a:graphicData>
+                </a:graphic>
+              </wp:anchor>
             </w:drawing>
-          </ns1:Choice>
-          <ns1:Fallback>
+          </mc:Choice>
+          <mc:Fallback>
             <w:pict>
-              <ns10:rect ns2:anchorId="4D25C0A7" id="Rectangle 1" ns11:spid="_x0000_s1027" style="position:absolute;margin-left:0;margin-top:17.25pt;width:244.5pt;height:108.75pt;z-index:251661312;visibility:visible;mso-wrap-style:square;mso-wrap-distance-left:9pt;mso-wrap-distance-top:0;mso-wrap-distance-right:9pt;mso-wrap-distance-bottom:0;mso-position-horizontal:left;mso-position-horizontal-relative:margin;mso-position-vertical:absolute;mso-position-vertical-relative:text;v-text-anchor:middle" ns11:gfxdata="UEsDBBQABgAIAAAAIQC2gziS/gAAAOEBAAATAAAAW0NvbnRlbnRfVHlwZXNdLnhtbJSRQU7DMBBF&#10;90jcwfIWJU67QAgl6YK0S0CoHGBkTxKLZGx5TGhvj5O2G0SRWNoz/78nu9wcxkFMGNg6quQqL6RA&#10;0s5Y6ir5vt9lD1JwBDIwOMJKHpHlpr69KfdHjyxSmriSfYz+USnWPY7AufNIadK6MEJMx9ApD/oD&#10;OlTrorhX2lFEilmcO2RdNtjC5xDF9pCuTyYBB5bi6bQ4syoJ3g9WQ0ymaiLzg5KdCXlKLjvcW893&#10;SUOqXwnz5DrgnHtJTxOsQfEKIT7DmDSUCaxw7Rqn8787ZsmRM9e2VmPeBN4uqYvTtW7jvijg9N/y&#10;JsXecLq0q+WD6m8AAAD//wMAUEsDBBQABgAIAAAAIQA4/SH/1gAAAJQBAAALAAAAX3JlbHMvLnJl&#10;bHOkkMFqwzAMhu+DvYPRfXGawxijTi+j0GvpHsDYimMaW0Yy2fr2M4PBMnrbUb/Q94l/f/hMi1qR&#10;JVI2sOt6UJgd+ZiDgffL8ekFlFSbvV0oo4EbChzGx4f9GRdb25HMsYhqlCwG5lrLq9biZkxWOiqY&#10;22YiTra2kYMu1l1tQD30/bPm3wwYN0x18gb45AdQl1tp5j/sFB2T0FQ7R0nTNEV3j6o9feQzro1i&#10;OWA14Fm+Q8a1a8+Bvu/d/dMb2JY5uiPbhG/ktn4cqGU/er3pcvwCAAD//wMAUEsDBBQABgAIAAAA&#10;IQBqrg4KfgIAAF0FAAAOAAAAZHJzL2Uyb0RvYy54bWysVEtPGzEQvlfqf7B8L5sNpIWIDYpAVJUQ&#10;IKDi7HjtxKrtcW0nu+mv79j7SERRD1UvXs/ON+9vfHnVGk12wgcFtqLlyYQSYTnUyq4r+v3l9tM5&#10;JSEyWzMNVlR0LwK9Wnz8cNm4uZjCBnQtPEEnNswbV9FNjG5eFIFvhGHhBJywqJTgDYso+nVRe9ag&#10;d6OL6WTyuWjA184DFyHg35tOSRfZv5SCxwcpg4hEVxRzi/n0+Vyls1hcsvnaM7dRvE+D/UMWhimL&#10;QUdXNywysvXqD1dGcQ8BZDzhYAqQUnGRa8Bqysmbap43zIlcCzYnuLFN4f+55fe7R09UjbOjxDKD&#10;I3rCpjG71oKUqT2NC3NEPbtH30sBr6nWVnqTvlgFaXNL92NLRRsJx5+n5WRWzrDzHHXl6XlZTmfJ&#10;a3Ewdz7ErwIMSZeKegyfW8l2dyF20AGSommbzgBa1bdK6ywktohr7cmO4ZxX65w4hjhCoZQsi1RO&#10;V0C+xb0WndcnIbEPmPI0R88MPPisfww+tUVkMpEYfTQq3zPScTDqsclMZFaOhpP3DA/RRnSOCDaO&#10;hkZZ8H83lh1+qLqrNZUd21XbD72f6QrqPRLBQ7chwfFbheO4YyE+Mo8rgSPENY8PeEgNTUWhv1Gy&#10;Af/rvf8Jj0xFLSUNrlhFw88t84IS/c0ihy/Ks7O0k1k4m32ZouCPNatjjd2aa8DpIk8xu3xN+KiH&#10;q/RgXvE1WKaoqGKWY+yK8ugH4Tp2q4/vCRfLZYbhHjoW7+yz48l56nOi20v7yrzrORmRzvcwrCOb&#10;v6Fmh02WFpbbCFJl3qZOd33tJ4A7nJnfvzfpkTiWM+rwKi5+AwAA//8DAFBLAwQUAAYACAAAACEA&#10;zxbtDdsAAAAHAQAADwAAAGRycy9kb3ducmV2LnhtbEyPwU7DMBBE70j8g7VI3KhT06ISsqkiEBLX&#10;tFy4bWOTRNjr1Hbb8PeYExx3ZjTzttrOzoqzCXH0jLBcFCAMd16P3CO871/vNiBiItZkPRuEbxNh&#10;W19fVVRqf+HWnHepF7mEY0kIQ0pTKWXsBuMoLvxkOHufPjhK+Qy91IEuudxZqYriQToaOS8MNJnn&#10;wXRfu5NDeLHN8sMfuaG31B77Mah2Dgrx9mZunkAkM6e/MPziZ3SoM9PBn1hHYRHyIwnhfrUGkd3V&#10;5jELBwS1VgXIupL/+esfAAAA//8DAFBLAQItABQABgAIAAAAIQC2gziS/gAAAOEBAAATAAAAAAAA&#10;AAAAAAAAAAAAAABbQ29udGVudF9UeXBlc10ueG1sUEsBAi0AFAAGAAgAAAAhADj9If/WAAAAlAEA&#10;AAsAAAAAAAAAAAAAAAAALwEAAF9yZWxzLy5yZWxzUEsBAi0AFAAGAAgAAAAhAGquDgp+AgAAXQUA&#10;AA4AAAAAAAAAAAAAAAAALgIAAGRycy9lMm9Eb2MueG1sUEsBAi0AFAAGAAgAAAAhAM8W7Q3bAAAA&#10;BwEAAA8AAAAAAAAAAAAAAAAA2AQAAGRycy9kb3ducmV2LnhtbFBLBQYAAAAABAAEAPMAAADgBQAA&#10;AAA=&#10;" fillcolor="white [3201]" strokecolor="white [3212]" strokeweight="1pt">
-                <ns10:textbox>
+              <v:rect w14:anchorId="4D25C0A7" id="Rectangle 1" o:spid="_x0000_s1027" style="position:absolute;margin-left:0;margin-top:17.25pt;width:244.5pt;height:108.75pt;z-index:251661312;visibility:visible;mso-wrap-style:square;mso-wrap-distance-left:9pt;mso-wrap-distance-top:0;mso-wrap-distance-right:9pt;mso-wrap-distance-bottom:0;mso-position-horizontal:left;mso-position-horizontal-relative:margin;mso-position-vertical:absolute;mso-position-vertical-relative:text;v-text-anchor:middle" o:gfxdata="UEsDBBQABgAIAAAAIQC2gziS/gAAAOEBAAATAAAAW0NvbnRlbnRfVHlwZXNdLnhtbJSRQU7DMBBF&#10;90jcwfIWJU67QAgl6YK0S0CoHGBkTxKLZGx5TGhvj5O2G0SRWNoz/78nu9wcxkFMGNg6quQqL6RA&#10;0s5Y6ir5vt9lD1JwBDIwOMJKHpHlpr69KfdHjyxSmriSfYz+USnWPY7AufNIadK6MEJMx9ApD/oD&#10;OlTrorhX2lFEilmcO2RdNtjC5xDF9pCuTyYBB5bi6bQ4syoJ3g9WQ0ymaiLzg5KdCXlKLjvcW893&#10;SUOqXwnz5DrgnHtJTxOsQfEKIT7DmDSUCaxw7Rqn8787ZsmRM9e2VmPeBN4uqYvTtW7jvijg9N/y&#10;JsXecLq0q+WD6m8AAAD//wMAUEsDBBQABgAIAAAAIQA4/SH/1gAAAJQBAAALAAAAX3JlbHMvLnJl&#10;bHOkkMFqwzAMhu+DvYPRfXGawxijTi+j0GvpHsDYimMaW0Yy2fr2M4PBMnrbUb/Q94l/f/hMi1qR&#10;JVI2sOt6UJgd+ZiDgffL8ekFlFSbvV0oo4EbChzGx4f9GRdb25HMsYhqlCwG5lrLq9biZkxWOiqY&#10;22YiTra2kYMu1l1tQD30/bPm3wwYN0x18gb45AdQl1tp5j/sFB2T0FQ7R0nTNEV3j6o9feQzro1i&#10;OWA14Fm+Q8a1a8+Bvu/d/dMb2JY5uiPbhG/ktn4cqGU/er3pcvwCAAD//wMAUEsDBBQABgAIAAAA&#10;IQBqrg4KfgIAAF0FAAAOAAAAZHJzL2Uyb0RvYy54bWysVEtPGzEQvlfqf7B8L5sNpIWIDYpAVJUQ&#10;IKDi7HjtxKrtcW0nu+mv79j7SERRD1UvXs/ON+9vfHnVGk12wgcFtqLlyYQSYTnUyq4r+v3l9tM5&#10;JSEyWzMNVlR0LwK9Wnz8cNm4uZjCBnQtPEEnNswbV9FNjG5eFIFvhGHhBJywqJTgDYso+nVRe9ag&#10;d6OL6WTyuWjA184DFyHg35tOSRfZv5SCxwcpg4hEVxRzi/n0+Vyls1hcsvnaM7dRvE+D/UMWhimL&#10;QUdXNywysvXqD1dGcQ8BZDzhYAqQUnGRa8Bqysmbap43zIlcCzYnuLFN4f+55fe7R09UjbOjxDKD&#10;I3rCpjG71oKUqT2NC3NEPbtH30sBr6nWVnqTvlgFaXNL92NLRRsJx5+n5WRWzrDzHHXl6XlZTmfJ&#10;a3Ewdz7ErwIMSZeKegyfW8l2dyF20AGSommbzgBa1bdK6ywktohr7cmO4ZxX65w4hjhCoZQsi1RO&#10;V0C+xb0WndcnIbEPmPI0R88MPPisfww+tUVkMpEYfTQq3zPScTDqsclMZFaOhpP3DA/RRnSOCDaO&#10;hkZZ8H83lh1+qLqrNZUd21XbD72f6QrqPRLBQ7chwfFbheO4YyE+Mo8rgSPENY8PeEgNTUWhv1Gy&#10;Af/rvf8Jj0xFLSUNrlhFw88t84IS/c0ihy/Ks7O0k1k4m32ZouCPNatjjd2aa8DpIk8xu3xN+KiH&#10;q/RgXvE1WKaoqGKWY+yK8ugH4Tp2q4/vCRfLZYbhHjoW7+yz48l56nOi20v7yrzrORmRzvcwrCOb&#10;v6Fmh02WFpbbCFJl3qZOd33tJ4A7nJnfvzfpkTiWM+rwKi5+AwAA//8DAFBLAwQUAAYACAAAACEA&#10;zxbtDdsAAAAHAQAADwAAAGRycy9kb3ducmV2LnhtbEyPwU7DMBBE70j8g7VI3KhT06ISsqkiEBLX&#10;tFy4bWOTRNjr1Hbb8PeYExx3ZjTzttrOzoqzCXH0jLBcFCAMd16P3CO871/vNiBiItZkPRuEbxNh&#10;W19fVVRqf+HWnHepF7mEY0kIQ0pTKWXsBuMoLvxkOHufPjhK+Qy91IEuudxZqYriQToaOS8MNJnn&#10;wXRfu5NDeLHN8sMfuaG31B77Mah2Dgrx9mZunkAkM6e/MPziZ3SoM9PBn1hHYRHyIwnhfrUGkd3V&#10;5jELBwS1VgXIupL/+esfAAAA//8DAFBLAQItABQABgAIAAAAIQC2gziS/gAAAOEBAAATAAAAAAAA&#10;AAAAAAAAAAAAAABbQ29udGVudF9UeXBlc10ueG1sUEsBAi0AFAAGAAgAAAAhADj9If/WAAAAlAEA&#10;AAsAAAAAAAAAAAAAAAAALwEAAF9yZWxzLy5yZWxzUEsBAi0AFAAGAAgAAAAhAGquDgp+AgAAXQUA&#10;AA4AAAAAAAAAAAAAAAAALgIAAGRycy9lMm9Eb2MueG1sUEsBAi0AFAAGAAgAAAAhAM8W7Q3bAAAA&#10;BwEAAA8AAAAAAAAAAAAAAAAA2AQAAGRycy9kb3ducmV2LnhtbFBLBQYAAAAABAAEAPMAAADgBQAA&#10;AAA=&#10;" fillcolor="white [3201]" strokecolor="white [3212]" strokeweight="1pt">
+                <v:textbox>
                   <w:txbxContent>
-                    <w:p ns2:paraId="1D30D4EA" ns2:textId="6FF00F43">
+                    <w:p>
                       <w:pPr>
                         <w:tabs>
                           <w:tab w:val="center" w:pos="4253"/>
@@ -3177,7 +3177,7 @@
                         <w:t>s signature</w:t>
                       </w:r>
                     </w:p>
-                    <w:p ns2:paraId="7564E52E" ns2:textId="77777777">
+                    <w:p>
                       <w:pPr>
                         <w:tabs>
                           <w:tab w:val="center" w:pos="426"/>
@@ -3191,7 +3191,7 @@
                         </w:rPr>
                       </w:pPr>
                     </w:p>
-                    <w:p ns2:paraId="3AB8FD30" ns2:textId="77777777">
+                    <w:p>
                       <w:pPr>
                         <w:tabs>
                           <w:tab w:val="center" w:pos="426"/>
@@ -3205,7 +3205,7 @@
                         </w:rPr>
                       </w:pPr>
                     </w:p>
-                    <w:p ns2:paraId="65D5EE6E" ns2:textId="77777777">
+                    <w:p>
                       <w:pPr>
                         <w:tabs>
                           <w:tab w:val="center" w:pos="426"/>
@@ -3219,7 +3219,7 @@
                         </w:rPr>
                       </w:pPr>
                     </w:p>
-                    <w:p ns2:paraId="5B28E38D" ns2:textId="77777777">
+                    <w:p>
                       <w:pPr>
                         <w:tabs>
                           <w:tab w:val="center" w:pos="426"/>
@@ -3233,7 +3233,7 @@
                         </w:rPr>
                       </w:pPr>
                     </w:p>
-                    <w:p ns2:paraId="4AAE8026" ns2:textId="77777777">
+                    <w:p>
                       <w:pPr>
                         <w:jc w:val="center"/>
                       </w:pPr>
@@ -3245,15 +3245,15 @@
                       </w:r>
                     </w:p>
                   </w:txbxContent>
-                </ns10:textbox>
-                <ns12:wrap type="topAndBottom" anchorx="margin"/>
-              </ns10:rect>
+                </v:textbox>
+                <w10:wrap type="topAndBottom" anchorx="margin"/>
+              </v:rect>
             </w:pict>
-          </ns1:Fallback>
-        </ns1:AlternateContent>
+          </mc:Fallback>
+        </mc:AlternateContent>
       </w:r>
     </w:p>
-    <w:p ns2:paraId="3DF67C9B" ns2:textId="77777777">
+    <w:p>
       <w:pPr>
         <w:tabs>
           <w:tab w:val="center" w:pos="2835"/>
@@ -3270,7 +3270,7 @@
         </w:rPr>
       </w:pPr>
     </w:p>
-    <w:p ns2:paraId="3417282A" ns2:textId="77777777">
+    <w:p>
       <w:pPr>
         <w:tabs>
           <w:tab w:val="center" w:pos="2835"/>
@@ -3287,7 +3287,7 @@
         </w:rPr>
       </w:pPr>
     </w:p>
-    <w:p ns2:paraId="776CB5A3" ns2:textId="77777777">
+    <w:p>
       <w:pPr>
         <w:tabs>
           <w:tab w:val="center" w:pos="2835"/>
@@ -3304,7 +3304,7 @@
         </w:rPr>
       </w:pPr>
     </w:p>
-    <w:p ns2:paraId="20811B03" ns2:textId="77777777">
+    <w:p>
       <w:pPr>
         <w:tabs>
           <w:tab w:val="center" w:pos="2835"/>
@@ -3321,7 +3321,7 @@
         </w:rPr>
       </w:pPr>
     </w:p>
-    <w:p ns2:paraId="239402DA" ns2:textId="77777777">
+    <w:p>
       <w:pPr>
         <w:tabs>
           <w:tab w:val="center" w:pos="2835"/>
@@ -3348,7 +3348,7 @@
         <w:tab/>
       </w:r>
     </w:p>
-    <w:p ns2:paraId="003E318D" ns2:textId="77777777">
+    <w:p>
       <w:pPr>
         <w:tabs>
           <w:tab w:val="center" w:pos="2835"/>
@@ -3540,7 +3540,7 @@
         <w:t xml:space="preserve"> CN/ PGD / AMD</w:t>
       </w:r>
     </w:p>
-    <w:p ns2:paraId="6CFFA538" ns2:textId="77777777">
+    <w:p>
       <w:pPr>
         <w:tabs>
           <w:tab w:val="center" w:pos="2835"/>
@@ -3591,7 +3591,7 @@
         <w:t>New Officer Branch / T.O / AMD</w:t>
       </w:r>
     </w:p>
-    <w:p ns2:paraId="26723BA0" ns2:textId="77777777">
+    <w:p>
       <w:pPr>
         <w:tabs>
           <w:tab w:val="left" w:pos="1134"/>
@@ -3629,7 +3629,7 @@
         <w:t xml:space="preserve">        </w:t>
       </w:r>
     </w:p>
-    <w:p ns2:paraId="076628BE" ns2:textId="77777777">
+    <w:p>
       <w:pPr>
         <w:spacing w:after="0" w:line="240" w:lineRule="auto"/>
         <w:rPr>
@@ -3641,7 +3641,7 @@
         </w:rPr>
       </w:pPr>
     </w:p>
-    <w:p ns2:paraId="7535BCAA" ns2:textId="77777777">
+    <w:p>
       <w:pPr>
         <w:spacing w:after="0" w:line="240" w:lineRule="auto"/>
         <w:rPr>
@@ -3653,7 +3653,7 @@
         </w:rPr>
       </w:pPr>
     </w:p>
-    <w:p ns2:paraId="2993B614" ns2:textId="77777777">
+    <w:p>
       <w:pPr>
         <w:spacing w:after="0" w:line="240" w:lineRule="auto"/>
         <w:rPr>
@@ -3665,7 +3665,7 @@
         </w:rPr>
       </w:pPr>
     </w:p>
-    <w:p ns2:paraId="22BCDB88" ns2:textId="77777777">
+    <w:p>
       <w:pPr>
         <w:spacing w:after="0" w:line="240" w:lineRule="auto"/>
         <w:rPr>
@@ -3677,7 +3677,7 @@
         </w:rPr>
       </w:pPr>
     </w:p>
-    <w:p ns2:paraId="423EC813" ns2:textId="429AD3B5">
+    <w:p>
       <w:pPr>
         <w:tabs>
           <w:tab w:val="center" w:pos="2552"/>
@@ -3815,7 +3815,7 @@
       </w:r>
       <w:proofErr w:type="spellEnd"/>
     </w:p>
-    <w:p ns2:paraId="332FE243" ns2:textId="0CBE2BC6">
+    <w:p>
       <w:pPr>
         <w:tabs>
           <w:tab w:val="center" w:pos="2694"/>
@@ -3875,7 +3875,7 @@
         <w:t xml:space="preserve">  </w:t>
       </w:r>
     </w:p>
-    <w:p ns2:paraId="4F07E634" ns2:textId="77777777">
+    <w:p>
       <w:pPr>
         <w:spacing w:after="0" w:line="240" w:lineRule="auto"/>
         <w:rPr>
@@ -3889,7 +3889,7 @@
         </w:rPr>
       </w:pPr>
     </w:p>
-    <w:p ns2:paraId="7D1725C3" ns2:textId="77777777">
+    <w:p>
       <w:pPr>
         <w:spacing w:after="0" w:line="240" w:lineRule="auto"/>
         <w:rPr>
@@ -3903,7 +3903,7 @@
         </w:rPr>
       </w:pPr>
     </w:p>
-    <w:p ns2:paraId="7C10B7FA" ns2:textId="77777777">
+    <w:p>
       <w:pPr>
         <w:spacing w:after="0" w:line="240" w:lineRule="auto"/>
         <w:rPr>
@@ -3917,7 +3917,7 @@
         </w:rPr>
       </w:pPr>
     </w:p>
-    <w:p ns2:paraId="286EE1B1" ns2:textId="77777777">
+    <w:p>
       <w:pPr>
         <w:spacing w:after="0" w:line="240" w:lineRule="auto"/>
         <w:rPr>
@@ -3931,7 +3931,7 @@
         </w:rPr>
       </w:pPr>
     </w:p>
-    <w:p ns2:paraId="40D4FE1F" ns2:textId="77777777">
+    <w:p>
       <w:pPr>
         <w:spacing w:after="0" w:line="240" w:lineRule="auto"/>
         <w:rPr>
@@ -3954,7 +3954,7 @@
         <w:gridCol w:w="5172"/>
         <w:gridCol w:w="5173"/>
       </w:tblGrid>
-      <w:tr ns2:paraId="2FA8C368" ns2:textId="77777777">
+      <w:tr>
         <w:trPr>
           <w:trHeight w:val="342"/>
         </w:trPr>
@@ -3967,7 +3967,7 @@
             </w:tcBorders>
             <w:vAlign w:val="center"/>
           </w:tcPr>
-          <w:p ns2:paraId="4625B54A" ns2:textId="77777777">
+          <w:p>
             <w:pPr>
               <w:spacing w:after="0" w:line="240" w:lineRule="auto"/>
               <w:jc w:val="center"/>
@@ -4187,7 +4187,7 @@
           </w:p>
         </w:tc>
       </w:tr>
-      <w:tr ns2:paraId="2B6E4A53" ns2:textId="77777777">
+      <w:tr>
         <w:trPr>
           <w:trHeight w:val="1695"/>
         </w:trPr>
@@ -4203,7 +4203,7 @@
             </w:tcBorders>
             <w:vAlign w:val="bottom"/>
           </w:tcPr>
-          <w:p ns2:paraId="785D395B" ns2:textId="77777777">
+          <w:p>
             <w:pPr>
               <w:spacing w:after="0" w:line="240" w:lineRule="auto"/>
               <w:jc w:val="center"/>
@@ -4218,7 +4218,7 @@
           </w:p>
         </w:tc>
       </w:tr>
-      <w:tr ns2:paraId="0835F9AD" ns2:textId="77777777">
+      <w:tr>
         <w:trPr>
           <w:trHeight w:val="315"/>
         </w:trPr>
@@ -4233,7 +4233,7 @@
             </w:tcBorders>
             <w:vAlign w:val="bottom"/>
           </w:tcPr>
-          <w:p ns2:paraId="41262C24" ns2:textId="77777777">
+          <w:p>
             <w:pPr>
               <w:spacing w:after="0" w:line="240" w:lineRule="auto"/>
               <w:ind w:right="-1"/>
@@ -4390,7 +4390,7 @@
             </w:r>
             <w:proofErr w:type="spellEnd"/>
           </w:p>
-          <w:p ns2:paraId="707840AF" ns2:textId="77777777">
+          <w:p>
             <w:pPr>
               <w:spacing w:after="0" w:line="240" w:lineRule="auto"/>
               <w:jc w:val="center"/>
@@ -4428,7 +4428,7 @@
             </w:tcBorders>
             <w:vAlign w:val="bottom"/>
           </w:tcPr>
-          <w:p ns2:paraId="50567116" ns2:textId="77777777">
+          <w:p>
             <w:pPr>
               <w:spacing w:after="0" w:line="240" w:lineRule="auto"/>
               <w:jc w:val="center"/>
@@ -4457,7 +4457,7 @@
               <w:t>TỔNG GIÁM ĐỐC</w:t>
             </w:r>
           </w:p>
-          <w:p ns2:paraId="1F3D280B" ns2:textId="77777777">
+          <w:p>
             <w:pPr>
               <w:spacing w:after="0" w:line="240" w:lineRule="auto"/>
               <w:jc w:val="center"/>
@@ -4486,7 +4486,7 @@
           </w:p>
         </w:tc>
       </w:tr>
-      <w:tr ns2:paraId="5B16F8CE" ns2:textId="77777777">
+      <w:tr>
         <w:trPr>
           <w:trHeight w:val="1930"/>
         </w:trPr>
@@ -4500,7 +4500,7 @@
               <w:right w:val="single" w:sz="4" w:space="0" w:color="auto"/>
             </w:tcBorders>
           </w:tcPr>
-          <w:p ns2:paraId="19B826DC" ns2:textId="77777777">
+          <w:p>
             <w:pPr>
               <w:spacing w:before="240" w:after="0" w:line="360" w:lineRule="auto"/>
               <w:ind w:right="-1"/>
@@ -4539,7 +4539,7 @@
               <w:t xml:space="preserve">  Agree</w:t>
             </w:r>
           </w:p>
-          <w:p ns2:paraId="48B78490" ns2:textId="77777777">
+          <w:p>
             <w:pPr>
               <w:spacing w:after="0" w:line="360" w:lineRule="auto"/>
               <w:ind w:right="-1"/>
@@ -4578,7 +4578,7 @@
               <w:t xml:space="preserve">  Disagree</w:t>
             </w:r>
           </w:p>
-          <w:p ns2:paraId="43655C75" ns2:textId="77777777">
+          <w:p>
             <w:pPr>
               <w:spacing w:after="0" w:line="240" w:lineRule="auto"/>
               <w:rPr>
@@ -4625,7 +4625,7 @@
             </w:tcBorders>
             <w:vAlign w:val="bottom"/>
           </w:tcPr>
-          <w:p ns2:paraId="2298CDAC" ns2:textId="77777777">
+          <w:p>
             <w:pPr>
               <w:spacing w:after="0" w:line="240" w:lineRule="auto"/>
               <w:jc w:val="center"/>
@@ -4654,7 +4654,7 @@
         </w:tc>
       </w:tr>
     </w:tbl>
-    <w:p ns2:paraId="1B53CEF4" ns2:textId="77777777">
+    <w:p>
       <w:pPr>
         <w:tabs>
           <w:tab w:val="center" w:pos="2552"/>
@@ -4665,7 +4665,7 @@
       </w:pPr>
     </w:p>
     <w:sectPr>
-      <w:footerReference w:type="default" ns7:id="rId8"/>
+      <w:footerReference w:type="default" r:id="rId8"/>
       <w:pgSz w:w="11907" w:h="16840" w:code="9"/>
       <w:pgMar w:top="851" w:right="851" w:bottom="851" w:left="851" w:header="720" w:footer="720" w:gutter="0"/>
       <w:cols w:space="720"/>
